--- a/feedback_form.docx
+++ b/feedback_form.docx
@@ -1,6 +1,6 @@
 
 <file path=word/document.xml><?xml version="1.0" encoding="utf-8"?>
-<w:document xmlns:wpc="http://schemas.microsoft.com/office/word/2010/wordprocessingCanvas" xmlns:mc="http://schemas.openxmlformats.org/markup-compatibility/2006" xmlns:o="urn:schemas-microsoft-com:office:office" xmlns:r="http://schemas.openxmlformats.org/officeDocument/2006/relationships" xmlns:m="http://schemas.openxmlformats.org/officeDocument/2006/math" xmlns:v="urn:schemas-microsoft-com:vml" xmlns:wp14="http://schemas.microsoft.com/office/word/2010/wordprocessingDrawing" xmlns:wp="http://schemas.openxmlformats.org/drawingml/2006/wordprocessingDrawing" xmlns:w10="urn:schemas-microsoft-com:office:word" xmlns:w="http://schemas.openxmlformats.org/wordprocessingml/2006/main" xmlns:w14="http://schemas.microsoft.com/office/word/2010/wordml" xmlns:w15="http://schemas.microsoft.com/office/word/2012/wordml" xmlns:wpg="http://schemas.microsoft.com/office/word/2010/wordprocessingGroup" xmlns:wpi="http://schemas.microsoft.com/office/word/2010/wordprocessingInk" xmlns:wne="http://schemas.microsoft.com/office/word/2006/wordml" xmlns:wps="http://schemas.microsoft.com/office/word/2010/wordprocessingShape" mc:Ignorable="w14 w15 wp14">
+<w:document xmlns:wpc="http://schemas.microsoft.com/office/word/2010/wordprocessingCanvas" xmlns:cx="http://schemas.microsoft.com/office/drawing/2014/chartex" xmlns:cx1="http://schemas.microsoft.com/office/drawing/2015/9/8/chartex" xmlns:cx2="http://schemas.microsoft.com/office/drawing/2015/10/21/chartex" xmlns:cx3="http://schemas.microsoft.com/office/drawing/2016/5/9/chartex" xmlns:cx4="http://schemas.microsoft.com/office/drawing/2016/5/10/chartex" xmlns:cx5="http://schemas.microsoft.com/office/drawing/2016/5/11/chartex" xmlns:cx6="http://schemas.microsoft.com/office/drawing/2016/5/12/chartex" xmlns:cx7="http://schemas.microsoft.com/office/drawing/2016/5/13/chartex" xmlns:cx8="http://schemas.microsoft.com/office/drawing/2016/5/14/chartex" xmlns:mc="http://schemas.openxmlformats.org/markup-compatibility/2006" xmlns:aink="http://schemas.microsoft.com/office/drawing/2016/ink" xmlns:am3d="http://schemas.microsoft.com/office/drawing/2017/model3d" xmlns:o="urn:schemas-microsoft-com:office:office" xmlns:oel="http://schemas.microsoft.com/office/2019/extlst" xmlns:r="http://schemas.openxmlformats.org/officeDocument/2006/relationships" xmlns:m="http://schemas.openxmlformats.org/officeDocument/2006/math" xmlns:v="urn:schemas-microsoft-com:vml" xmlns:wp14="http://schemas.microsoft.com/office/word/2010/wordprocessingDrawing" xmlns:wp="http://schemas.openxmlformats.org/drawingml/2006/wordprocessingDrawing" xmlns:w10="urn:schemas-microsoft-com:office:word" xmlns:w="http://schemas.openxmlformats.org/wordprocessingml/2006/main" xmlns:w14="http://schemas.microsoft.com/office/word/2010/wordml" xmlns:w15="http://schemas.microsoft.com/office/word/2012/wordml" xmlns:w16cex="http://schemas.microsoft.com/office/word/2018/wordml/cex" xmlns:w16cid="http://schemas.microsoft.com/office/word/2016/wordml/cid" xmlns:w16="http://schemas.microsoft.com/office/word/2018/wordml" xmlns:w16du="http://schemas.microsoft.com/office/word/2023/wordml/word16du" xmlns:w16sdtdh="http://schemas.microsoft.com/office/word/2020/wordml/sdtdatahash" xmlns:w16sdtfl="http://schemas.microsoft.com/office/word/2024/wordml/sdtformatlock" xmlns:w16se="http://schemas.microsoft.com/office/word/2015/wordml/symex" xmlns:wpg="http://schemas.microsoft.com/office/word/2010/wordprocessingGroup" xmlns:wpi="http://schemas.microsoft.com/office/word/2010/wordprocessingInk" xmlns:wne="http://schemas.microsoft.com/office/word/2006/wordml" xmlns:wps="http://schemas.microsoft.com/office/word/2010/wordprocessingShape" mc:Ignorable="w14 w15 w16se w16cid w16 w16cex w16sdtdh w16sdtfl w16du wp14">
   <w:body>
     <w:p>
       <w:pPr>
@@ -25,7 +25,23 @@
           <w:sz w:val="24"/>
           <w:szCs w:val="24"/>
         </w:rPr>
-        <w:t>Introduction to git 14 November 2017</w:t>
+        <w:t xml:space="preserve">Introduction to git </w:t>
+      </w:r>
+      <w:r>
+        <w:rPr>
+          <w:b/>
+          <w:sz w:val="24"/>
+          <w:szCs w:val="24"/>
+        </w:rPr>
+        <w:t>–</w:t>
+      </w:r>
+      <w:r>
+        <w:rPr>
+          <w:b/>
+          <w:sz w:val="24"/>
+          <w:szCs w:val="24"/>
+        </w:rPr>
+        <w:t xml:space="preserve"> 30 October 2026 </w:t>
       </w:r>
       <w:r>
         <w:rPr>
@@ -206,12 +222,7 @@
           </w:tcPr>
           <w:p>
             <w:r>
-              <w:t xml:space="preserve">Would have preferred more </w:t>
-            </w:r>
-            <w:bookmarkStart w:id="0" w:name="_GoBack"/>
-            <w:bookmarkEnd w:id="0"/>
-            <w:r>
-              <w:t>introductory material</w:t>
+              <w:t>Would have preferred more introductory material</w:t>
             </w:r>
           </w:p>
         </w:tc>
@@ -426,13 +437,29 @@
         </w:rPr>
       </w:pPr>
     </w:p>
-    <w:p/>
     <w:p>
-      <w:r>
-        <w:rPr>
-          <w:b/>
-        </w:rPr>
-        <w:t>Any Other Comments</w:t>
+      <w:pPr>
+        <w:rPr>
+          <w:b/>
+        </w:rPr>
+      </w:pPr>
+      <w:r>
+        <w:rPr>
+          <w:b/>
+        </w:rPr>
+        <w:t xml:space="preserve">Any other topics </w:t>
+      </w:r>
+      <w:r>
+        <w:rPr>
+          <w:b/>
+        </w:rPr>
+        <w:t xml:space="preserve">on which </w:t>
+      </w:r>
+      <w:r>
+        <w:rPr>
+          <w:b/>
+        </w:rPr>
+        <w:t>you would like to have presentations?</w:t>
       </w:r>
     </w:p>
     <w:tbl>
@@ -446,7 +473,7 @@
       </w:tblGrid>
       <w:tr>
         <w:trPr>
-          <w:trHeight w:val="3667"/>
+          <w:trHeight w:val="1563"/>
         </w:trPr>
         <w:tc>
           <w:tcPr>
@@ -463,6 +490,50 @@
       </w:tr>
     </w:tbl>
     <w:p/>
+    <w:p>
+      <w:r>
+        <w:rPr>
+          <w:b/>
+        </w:rPr>
+        <w:t>A</w:t>
+      </w:r>
+      <w:r>
+        <w:rPr>
+          <w:b/>
+        </w:rPr>
+        <w:t>ny Other Comments</w:t>
+      </w:r>
+    </w:p>
+    <w:tbl>
+      <w:tblPr>
+        <w:tblStyle w:val="TableGrid"/>
+        <w:tblW w:w="0" w:type="auto"/>
+        <w:tblLook w:val="04A0" w:firstRow="1" w:lastRow="0" w:firstColumn="1" w:lastColumn="0" w:noHBand="0" w:noVBand="1"/>
+      </w:tblPr>
+      <w:tblGrid>
+        <w:gridCol w:w="8217"/>
+      </w:tblGrid>
+      <w:tr>
+        <w:trPr>
+          <w:trHeight w:val="2184"/>
+        </w:trPr>
+        <w:tc>
+          <w:tcPr>
+            <w:tcW w:w="8217" w:type="dxa"/>
+          </w:tcPr>
+          <w:p/>
+          <w:p/>
+        </w:tc>
+      </w:tr>
+    </w:tbl>
+    <w:p>
+      <w:pPr>
+        <w:rPr>
+          <w:sz w:val="2"/>
+          <w:szCs w:val="2"/>
+        </w:rPr>
+      </w:pPr>
+    </w:p>
     <w:sectPr>
       <w:pgSz w:w="11906" w:h="16838"/>
       <w:pgMar w:top="1440" w:right="1440" w:bottom="1440" w:left="1440" w:header="708" w:footer="708" w:gutter="0"/>
@@ -474,7 +545,7 @@
 </file>
 
 <file path=word/styles.xml><?xml version="1.0" encoding="utf-8"?>
-<w:styles xmlns:mc="http://schemas.openxmlformats.org/markup-compatibility/2006" xmlns:r="http://schemas.openxmlformats.org/officeDocument/2006/relationships" xmlns:w="http://schemas.openxmlformats.org/wordprocessingml/2006/main" xmlns:w14="http://schemas.microsoft.com/office/word/2010/wordml" xmlns:w15="http://schemas.microsoft.com/office/word/2012/wordml" mc:Ignorable="w14 w15">
+<w:styles xmlns:mc="http://schemas.openxmlformats.org/markup-compatibility/2006" xmlns:r="http://schemas.openxmlformats.org/officeDocument/2006/relationships" xmlns:w="http://schemas.openxmlformats.org/wordprocessingml/2006/main" xmlns:w14="http://schemas.microsoft.com/office/word/2010/wordml" xmlns:w15="http://schemas.microsoft.com/office/word/2012/wordml" xmlns:w16cex="http://schemas.microsoft.com/office/word/2018/wordml/cex" xmlns:w16cid="http://schemas.microsoft.com/office/word/2016/wordml/cid" xmlns:w16="http://schemas.microsoft.com/office/word/2018/wordml" xmlns:w16du="http://schemas.microsoft.com/office/word/2023/wordml/word16du" xmlns:w16sdtdh="http://schemas.microsoft.com/office/word/2020/wordml/sdtdatahash" xmlns:w16sdtfl="http://schemas.microsoft.com/office/word/2024/wordml/sdtformatlock" xmlns:w16se="http://schemas.microsoft.com/office/word/2015/wordml/symex" mc:Ignorable="w14 w15 w16se w16cid w16 w16cex w16sdtdh w16sdtfl w16du">
   <w:docDefaults>
     <w:rPrDefault>
       <w:rPr>
@@ -490,7 +561,7 @@
       </w:pPr>
     </w:pPrDefault>
   </w:docDefaults>
-  <w:latentStyles w:defLockedState="0" w:defUIPriority="99" w:defSemiHidden="0" w:defUnhideWhenUsed="0" w:defQFormat="0" w:count="371">
+  <w:latentStyles w:defLockedState="0" w:defUIPriority="99" w:defSemiHidden="0" w:defUnhideWhenUsed="0" w:defQFormat="0" w:count="376">
     <w:lsdException w:name="Normal" w:uiPriority="0" w:qFormat="1"/>
     <w:lsdException w:name="heading 1" w:uiPriority="9" w:qFormat="1"/>
     <w:lsdException w:name="heading 2" w:semiHidden="1" w:uiPriority="9" w:unhideWhenUsed="1" w:qFormat="1"/>
@@ -862,6 +933,11 @@
     <w:lsdException w:name="List Table 5 Dark Accent 6" w:uiPriority="50"/>
     <w:lsdException w:name="List Table 6 Colorful Accent 6" w:uiPriority="51"/>
     <w:lsdException w:name="List Table 7 Colorful Accent 6" w:uiPriority="52"/>
+    <w:lsdException w:name="Mention" w:semiHidden="1" w:unhideWhenUsed="1"/>
+    <w:lsdException w:name="Smart Hyperlink" w:semiHidden="1" w:unhideWhenUsed="1"/>
+    <w:lsdException w:name="Hashtag" w:semiHidden="1" w:unhideWhenUsed="1"/>
+    <w:lsdException w:name="Unresolved Mention" w:semiHidden="1" w:unhideWhenUsed="1"/>
+    <w:lsdException w:name="Smart Link" w:semiHidden="1" w:unhideWhenUsed="1"/>
   </w:latentStyles>
   <w:style w:type="paragraph" w:default="1" w:styleId="Normal">
     <w:name w:val="Normal"/>
